--- a/downloads/handouts/Unit 05/Handout 05.18 - Display Card Explanation Planner and Feedback Slip.docx
+++ b/downloads/handouts/Unit 05/Handout 05.18 - Display Card Explanation Planner and Feedback Slip.docx
@@ -31,18 +31,6 @@
         <w:t xml:space="preserve"> </w:t>
       </w:r>
       <w:r>
-        <w:t xml:space="preserve">Turkish: önce, sonra, dikiş, kullanışlı, zor</w:t>
-      </w:r>
-      <w:r>
-        <w:t xml:space="preserve"> </w:t>
-      </w:r>
-      <w:r>
-        <w:t xml:space="preserve">Portuguese: antes, depois, ponto, útil, difícil</w:t>
-      </w:r>
-      <w:r>
-        <w:t xml:space="preserve"> </w:t>
-      </w:r>
-      <w:r>
         <w:t xml:space="preserve">Spanish: antes, después, puntada, útil, difícil</w:t>
       </w:r>
     </w:p>
@@ -87,8 +75,11 @@
       </w:r>
     </w:p>
     <w:p>
-      <w:r>
-        <w:br w:type="page"/>
+      <w:pPr>
+        <w:pStyle w:val="BodyText"/>
+      </w:pPr>
+      <w:r>
+        <w:t xml:space="preserve">- - - - - - - - - - - - - - - - - - - - - - - - - - - - - - - - - - - - - - - - - - -</w:t>
       </w:r>
     </w:p>
     <w:p>
@@ -110,13 +101,19 @@
       </w:r>
     </w:p>
     <w:p>
-      <w:r>
-        <w:br w:type="page"/>
-      </w:r>
-    </w:p>
-    <w:p>
-      <w:r>
-        <w:br w:type="page"/>
+      <w:pPr>
+        <w:pStyle w:val="BodyText"/>
+      </w:pPr>
+      <w:r>
+        <w:t xml:space="preserve">________________________________________________</w:t>
+      </w:r>
+    </w:p>
+    <w:p>
+      <w:pPr>
+        <w:pStyle w:val="BodyText"/>
+      </w:pPr>
+      <w:r>
+        <w:t xml:space="preserve">________________________________________________</w:t>
       </w:r>
     </w:p>
     <w:p>
@@ -138,13 +135,19 @@
       </w:r>
     </w:p>
     <w:p>
-      <w:r>
-        <w:br w:type="page"/>
-      </w:r>
-    </w:p>
-    <w:p>
-      <w:r>
-        <w:br w:type="page"/>
+      <w:pPr>
+        <w:pStyle w:val="BodyText"/>
+      </w:pPr>
+      <w:r>
+        <w:t xml:space="preserve">________________________________________________</w:t>
+      </w:r>
+    </w:p>
+    <w:p>
+      <w:pPr>
+        <w:pStyle w:val="BodyText"/>
+      </w:pPr>
+      <w:r>
+        <w:t xml:space="preserve">________________________________________________</w:t>
       </w:r>
     </w:p>
     <w:p>
@@ -166,13 +169,19 @@
       </w:r>
     </w:p>
     <w:p>
-      <w:r>
-        <w:br w:type="page"/>
-      </w:r>
-    </w:p>
-    <w:p>
-      <w:r>
-        <w:br w:type="page"/>
+      <w:pPr>
+        <w:pStyle w:val="BodyText"/>
+      </w:pPr>
+      <w:r>
+        <w:t xml:space="preserve">________________________________________________</w:t>
+      </w:r>
+    </w:p>
+    <w:p>
+      <w:pPr>
+        <w:pStyle w:val="BodyText"/>
+      </w:pPr>
+      <w:r>
+        <w:t xml:space="preserve">________________________________________________</w:t>
       </w:r>
     </w:p>
     <w:p>
@@ -194,13 +203,19 @@
       </w:r>
     </w:p>
     <w:p>
-      <w:r>
-        <w:br w:type="page"/>
-      </w:r>
-    </w:p>
-    <w:p>
-      <w:r>
-        <w:br w:type="page"/>
+      <w:pPr>
+        <w:pStyle w:val="BodyText"/>
+      </w:pPr>
+      <w:r>
+        <w:t xml:space="preserve">________________________________________________</w:t>
+      </w:r>
+    </w:p>
+    <w:p>
+      <w:pPr>
+        <w:pStyle w:val="BodyText"/>
+      </w:pPr>
+      <w:r>
+        <w:t xml:space="preserve">________________________________________________</w:t>
       </w:r>
     </w:p>
     <w:p>
@@ -222,8 +237,11 @@
       </w:r>
     </w:p>
     <w:p>
-      <w:r>
-        <w:br w:type="page"/>
+      <w:pPr>
+        <w:pStyle w:val="BodyText"/>
+      </w:pPr>
+      <w:r>
+        <w:t xml:space="preserve">________________________________________________</w:t>
       </w:r>
     </w:p>
     <w:p>
@@ -245,13 +263,19 @@
       </w:r>
     </w:p>
     <w:p>
-      <w:r>
-        <w:br w:type="page"/>
-      </w:r>
-    </w:p>
-    <w:p>
-      <w:r>
-        <w:br w:type="page"/>
+      <w:pPr>
+        <w:pStyle w:val="BodyText"/>
+      </w:pPr>
+      <w:r>
+        <w:t xml:space="preserve">________________________________________________</w:t>
+      </w:r>
+    </w:p>
+    <w:p>
+      <w:pPr>
+        <w:pStyle w:val="BodyText"/>
+      </w:pPr>
+      <w:r>
+        <w:t xml:space="preserve">- - - - - - - - - - - - - - - - - - - - - - - - - - - - - - - - - - - - - - - - - - -</w:t>
       </w:r>
     </w:p>
     <w:p>
@@ -622,13 +646,19 @@
       </w:r>
     </w:p>
     <w:p>
-      <w:r>
-        <w:br w:type="page"/>
-      </w:r>
-    </w:p>
-    <w:p>
-      <w:r>
-        <w:br w:type="page"/>
+      <w:pPr>
+        <w:pStyle w:val="BodyText"/>
+      </w:pPr>
+      <w:r>
+        <w:t xml:space="preserve">________________________________________________________________</w:t>
+      </w:r>
+    </w:p>
+    <w:p>
+      <w:pPr>
+        <w:pStyle w:val="BodyText"/>
+      </w:pPr>
+      <w:r>
+        <w:t xml:space="preserve">________________________________________________________________</w:t>
       </w:r>
     </w:p>
     <w:p>
@@ -764,8 +794,11 @@
       </w:r>
     </w:p>
     <w:p>
-      <w:r>
-        <w:br w:type="page"/>
+      <w:pPr>
+        <w:pStyle w:val="BodyText"/>
+      </w:pPr>
+      <w:r>
+        <w:t xml:space="preserve">- - - - - - - - - - - - - - - - - - - - - - - - - - - - - - - - - - - - - - - - - - -</w:t>
       </w:r>
     </w:p>
     <w:p>
@@ -818,8 +851,11 @@
       </w:r>
     </w:p>
     <w:p>
-      <w:r>
-        <w:br w:type="page"/>
+      <w:pPr>
+        <w:pStyle w:val="BodyText"/>
+      </w:pPr>
+      <w:r>
+        <w:t xml:space="preserve">- - - - - - - - - - - - - - - - - - - - - - - - - - - - - - - - - - - - - - - - - - -</w:t>
       </w:r>
     </w:p>
     <w:p>
@@ -872,8 +908,11 @@
       </w:r>
     </w:p>
     <w:p>
-      <w:r>
-        <w:br w:type="page"/>
+      <w:pPr>
+        <w:pStyle w:val="BodyText"/>
+      </w:pPr>
+      <w:r>
+        <w:t xml:space="preserve">- - - - - - - - - - - - - - - - - - - - - - - - - - - - - - - - - - - - - - - - - - -</w:t>
       </w:r>
     </w:p>
     <w:p>
@@ -926,8 +965,11 @@
       </w:r>
     </w:p>
     <w:p>
-      <w:r>
-        <w:br w:type="page"/>
+      <w:pPr>
+        <w:pStyle w:val="BodyText"/>
+      </w:pPr>
+      <w:r>
+        <w:t xml:space="preserve">- - - - - - - - - - - - - - - - - - - - - - - - - - - - - - - - - - - - - - - - - - -</w:t>
       </w:r>
     </w:p>
     <w:p>
@@ -980,8 +1022,11 @@
       </w:r>
     </w:p>
     <w:p>
-      <w:r>
-        <w:br w:type="page"/>
+      <w:pPr>
+        <w:pStyle w:val="BodyText"/>
+      </w:pPr>
+      <w:r>
+        <w:t xml:space="preserve">- - - - - - - - - - - - - - - - - - - - - - - - - - - - - - - - - - - - - - - - - - -</w:t>
       </w:r>
     </w:p>
     <w:p>
@@ -1180,13 +1225,19 @@
       </w:r>
     </w:p>
     <w:p>
-      <w:r>
-        <w:br w:type="page"/>
-      </w:r>
-    </w:p>
-    <w:p>
-      <w:r>
-        <w:br w:type="page"/>
+      <w:pPr>
+        <w:pStyle w:val="BodyText"/>
+      </w:pPr>
+      <w:r>
+        <w:t xml:space="preserve">________________________________________________________________</w:t>
+      </w:r>
+    </w:p>
+    <w:p>
+      <w:pPr>
+        <w:pStyle w:val="BodyText"/>
+      </w:pPr>
+      <w:r>
+        <w:t xml:space="preserve">________________________________________________________________</w:t>
       </w:r>
     </w:p>
     <w:p>
@@ -1201,13 +1252,19 @@
       </w:r>
     </w:p>
     <w:p>
-      <w:r>
-        <w:br w:type="page"/>
-      </w:r>
-    </w:p>
-    <w:p>
-      <w:r>
-        <w:br w:type="page"/>
+      <w:pPr>
+        <w:pStyle w:val="BodyText"/>
+      </w:pPr>
+      <w:r>
+        <w:t xml:space="preserve">________________________________________________________________</w:t>
+      </w:r>
+    </w:p>
+    <w:p>
+      <w:pPr>
+        <w:pStyle w:val="BodyText"/>
+      </w:pPr>
+      <w:r>
+        <w:t xml:space="preserve">________________________________________________________________</w:t>
       </w:r>
     </w:p>
     <w:p>
@@ -1222,13 +1279,19 @@
       </w:r>
     </w:p>
     <w:p>
-      <w:r>
-        <w:br w:type="page"/>
-      </w:r>
-    </w:p>
-    <w:p>
-      <w:r>
-        <w:br w:type="page"/>
+      <w:pPr>
+        <w:pStyle w:val="BodyText"/>
+      </w:pPr>
+      <w:r>
+        <w:t xml:space="preserve">________________________________________________________________</w:t>
+      </w:r>
+    </w:p>
+    <w:p>
+      <w:pPr>
+        <w:pStyle w:val="BodyText"/>
+      </w:pPr>
+      <w:r>
+        <w:t xml:space="preserve">________________________________________________________________</w:t>
       </w:r>
     </w:p>
     <w:p>
@@ -1243,13 +1306,19 @@
       </w:r>
     </w:p>
     <w:p>
-      <w:r>
-        <w:br w:type="page"/>
-      </w:r>
-    </w:p>
-    <w:p>
-      <w:r>
-        <w:br w:type="page"/>
+      <w:pPr>
+        <w:pStyle w:val="BodyText"/>
+      </w:pPr>
+      <w:r>
+        <w:t xml:space="preserve">________________________________________________________________</w:t>
+      </w:r>
+    </w:p>
+    <w:p>
+      <w:pPr>
+        <w:pStyle w:val="BodyText"/>
+      </w:pPr>
+      <w:r>
+        <w:t xml:space="preserve">________________________________________________________________</w:t>
       </w:r>
     </w:p>
     <w:p>
@@ -1264,8 +1333,11 @@
       </w:r>
     </w:p>
     <w:p>
-      <w:r>
-        <w:br w:type="page"/>
+      <w:pPr>
+        <w:pStyle w:val="BodyText"/>
+      </w:pPr>
+      <w:r>
+        <w:t xml:space="preserve">________________________________________________________________</w:t>
       </w:r>
     </w:p>
     <w:p>
@@ -1286,13 +1358,19 @@
       </w:r>
     </w:p>
     <w:p>
-      <w:r>
-        <w:br w:type="page"/>
-      </w:r>
-    </w:p>
-    <w:p>
-      <w:r>
-        <w:br w:type="page"/>
+      <w:pPr>
+        <w:pStyle w:val="BodyText"/>
+      </w:pPr>
+      <w:r>
+        <w:t xml:space="preserve">________________________________________________________________</w:t>
+      </w:r>
+    </w:p>
+    <w:p>
+      <w:pPr>
+        <w:pStyle w:val="BodyText"/>
+      </w:pPr>
+      <w:r>
+        <w:t xml:space="preserve">________________________________________________________________</w:t>
       </w:r>
     </w:p>
     <w:p>
@@ -1815,7 +1893,7 @@
     <w:sectPr>
       <w:headerReference w:type="default" r:id="rId9"/>
       <w:pgSz w:w="12240" w:h="15840"/>
-      <w:pgMar w:top="1440" w:bottom="1440" w:left="1440" w:right="1440" w:header="504"/>
+      <w:pgMar w:top="1296" w:bottom="1296" w:left="1296" w:right="1296" w:header="504"/>
     </w:sectPr>
   </w:body>
 </w:document>

--- a/downloads/handouts/Unit 05/Handout 05.18 - Display Card Explanation Planner and Feedback Slip.docx
+++ b/downloads/handouts/Unit 05/Handout 05.18 - Display Card Explanation Planner and Feedback Slip.docx
@@ -6,9 +6,9 @@
       <w:pPr>
         <w:pStyle w:val="Heading1"/>
       </w:pPr>
-      <w:bookmarkStart w:id="20" w:name="X5839f69442b2f0cf5b89113d8fc2c59f398c82e"/>
-      <w:r>
-        <w:t xml:space="preserve">Handout 05.18: Display Card, Explanation Planner, and Feedback Slip</w:t>
+      <w:bookmarkStart w:id="20" w:name="X3de2b7472b8e8f48b5ce8f45fb6c0367f27a78c"/>
+      <w:r>
+        <w:t xml:space="preserve">Handout 5.18: Display Card, Explanation Planner, and Feedback Slip</w:t>
       </w:r>
       <w:bookmarkEnd w:id="20"/>
     </w:p>

--- a/downloads/handouts/Unit 05/Handout 05.18 - Display Card Explanation Planner and Feedback Slip.docx
+++ b/downloads/handouts/Unit 05/Handout 05.18 - Display Card Explanation Planner and Feedback Slip.docx
@@ -54,7 +54,7 @@
         <w:pStyle w:val="FirstParagraph"/>
       </w:pPr>
       <w:r>
-        <w:t xml:space="preserve">Cut on the outside line. Fold the bottom tab back to make it stand, or clip it to a binder clip. Write in pencil first, then go over it in marker.</w:t>
+        <w:t xml:space="preserve">Cut on the outside line. Fold the bottom tab back to make it stand, or clip it to a binder clip. Write in pencil first. Then go over it in marker.</w:t>
       </w:r>
     </w:p>
     <w:p>
@@ -102,7 +102,10 @@
     </w:p>
     <w:p>
       <w:pPr>
-        <w:pStyle w:val="BodyText"/>
+        <w:numPr>
+          <w:ilvl w:val="0"/>
+          <w:numId w:val="1001"/>
+        </w:numPr>
       </w:pPr>
       <w:r>
         <w:t xml:space="preserve">________________________________________________</w:t>
@@ -110,7 +113,10 @@
     </w:p>
     <w:p>
       <w:pPr>
-        <w:pStyle w:val="BodyText"/>
+        <w:numPr>
+          <w:ilvl w:val="0"/>
+          <w:numId w:val="1001"/>
+        </w:numPr>
       </w:pPr>
       <w:r>
         <w:t xml:space="preserve">________________________________________________</w:t>
@@ -131,12 +137,15 @@
         <w:pStyle w:val="FirstParagraph"/>
       </w:pPr>
       <w:r>
-        <w:t xml:space="preserve">What it is now, and who will use it, and for what.</w:t>
-      </w:r>
-    </w:p>
-    <w:p>
-      <w:pPr>
-        <w:pStyle w:val="BodyText"/>
+        <w:t xml:space="preserve">What it is now, who will use it, and what for.</w:t>
+      </w:r>
+    </w:p>
+    <w:p>
+      <w:pPr>
+        <w:numPr>
+          <w:ilvl w:val="0"/>
+          <w:numId w:val="1002"/>
+        </w:numPr>
       </w:pPr>
       <w:r>
         <w:t xml:space="preserve">________________________________________________</w:t>
@@ -144,7 +153,10 @@
     </w:p>
     <w:p>
       <w:pPr>
-        <w:pStyle w:val="BodyText"/>
+        <w:numPr>
+          <w:ilvl w:val="0"/>
+          <w:numId w:val="1002"/>
+        </w:numPr>
       </w:pPr>
       <w:r>
         <w:t xml:space="preserve">________________________________________________</w:t>
@@ -170,7 +182,10 @@
     </w:p>
     <w:p>
       <w:pPr>
-        <w:pStyle w:val="BodyText"/>
+        <w:numPr>
+          <w:ilvl w:val="0"/>
+          <w:numId w:val="1003"/>
+        </w:numPr>
       </w:pPr>
       <w:r>
         <w:t xml:space="preserve">________________________________________________</w:t>
@@ -178,7 +193,10 @@
     </w:p>
     <w:p>
       <w:pPr>
-        <w:pStyle w:val="BodyText"/>
+        <w:numPr>
+          <w:ilvl w:val="0"/>
+          <w:numId w:val="1003"/>
+        </w:numPr>
       </w:pPr>
       <w:r>
         <w:t xml:space="preserve">________________________________________________</w:t>
@@ -204,7 +222,10 @@
     </w:p>
     <w:p>
       <w:pPr>
-        <w:pStyle w:val="BodyText"/>
+        <w:numPr>
+          <w:ilvl w:val="0"/>
+          <w:numId w:val="1004"/>
+        </w:numPr>
       </w:pPr>
       <w:r>
         <w:t xml:space="preserve">________________________________________________</w:t>
@@ -212,7 +233,10 @@
     </w:p>
     <w:p>
       <w:pPr>
-        <w:pStyle w:val="BodyText"/>
+        <w:numPr>
+          <w:ilvl w:val="0"/>
+          <w:numId w:val="1004"/>
+        </w:numPr>
       </w:pPr>
       <w:r>
         <w:t xml:space="preserve">________________________________________________</w:t>
@@ -238,7 +262,11 @@
     </w:p>
     <w:p>
       <w:pPr>
-        <w:pStyle w:val="BodyText"/>
+        <w:numPr>
+          <w:ilvl w:val="0"/>
+          <w:numId w:val="1005"/>
+        </w:numPr>
+        <w:pStyle w:val="Compact"/>
       </w:pPr>
       <w:r>
         <w:t xml:space="preserve">________________________________________________</w:t>
@@ -264,7 +292,11 @@
     </w:p>
     <w:p>
       <w:pPr>
-        <w:pStyle w:val="BodyText"/>
+        <w:numPr>
+          <w:ilvl w:val="0"/>
+          <w:numId w:val="1006"/>
+        </w:numPr>
+        <w:pStyle w:val="Compact"/>
       </w:pPr>
       <w:r>
         <w:t xml:space="preserve">________________________________________________</w:t>
@@ -272,7 +304,7 @@
     </w:p>
     <w:p>
       <w:pPr>
-        <w:pStyle w:val="BodyText"/>
+        <w:pStyle w:val="FirstParagraph"/>
       </w:pPr>
       <w:r>
         <w:t xml:space="preserve">- - - - - - - - - - - - - - - - - - - - - - - - - - - - - - - - - - - - - - - - - - -</w:t>
@@ -323,7 +355,7 @@
         <w:pStyle w:val="FirstParagraph"/>
       </w:pPr>
       <w:r>
-        <w:t xml:space="preserve">Four sentences. Point at the item while you say each one. Read it out loud at your desk and cut words until it fits in 45 seconds.</w:t>
+        <w:t xml:space="preserve">Four sentences. Point at the item while you say each one. Read it out loud at your desk. Cut words until it fits in 45 seconds.</w:t>
       </w:r>
     </w:p>
     <w:p>
@@ -647,35 +679,41 @@
     </w:p>
     <w:p>
       <w:pPr>
-        <w:pStyle w:val="BodyText"/>
-      </w:pPr>
-      <w:r>
-        <w:t xml:space="preserve">________________________________________________________________</w:t>
-      </w:r>
-    </w:p>
-    <w:p>
-      <w:pPr>
-        <w:pStyle w:val="BodyText"/>
-      </w:pPr>
-      <w:r>
-        <w:t xml:space="preserve">________________________________________________________________</w:t>
-      </w:r>
-    </w:p>
-    <w:p>
-      <w:pPr>
-        <w:pStyle w:val="Heading2"/>
-      </w:pPr>
-      <w:bookmarkStart w:id="31" w:name="sentence-frames"/>
-      <w:r>
-        <w:t xml:space="preserve">Sentence frames</w:t>
-      </w:r>
-      <w:bookmarkEnd w:id="31"/>
-    </w:p>
-    <w:p>
-      <w:pPr>
         <w:numPr>
           <w:ilvl w:val="0"/>
-          <w:numId w:val="1001"/>
+          <w:numId w:val="1007"/>
+        </w:numPr>
+      </w:pPr>
+      <w:r>
+        <w:t xml:space="preserve">________________________________________________________________</w:t>
+      </w:r>
+    </w:p>
+    <w:p>
+      <w:pPr>
+        <w:numPr>
+          <w:ilvl w:val="0"/>
+          <w:numId w:val="1007"/>
+        </w:numPr>
+      </w:pPr>
+      <w:r>
+        <w:t xml:space="preserve">________________________________________________________________</w:t>
+      </w:r>
+    </w:p>
+    <w:p>
+      <w:pPr>
+        <w:pStyle w:val="Heading2"/>
+      </w:pPr>
+      <w:bookmarkStart w:id="31" w:name="sentence-frames"/>
+      <w:r>
+        <w:t xml:space="preserve">Sentence frames</w:t>
+      </w:r>
+      <w:bookmarkEnd w:id="31"/>
+    </w:p>
+    <w:p>
+      <w:pPr>
+        <w:numPr>
+          <w:ilvl w:val="0"/>
+          <w:numId w:val="1008"/>
         </w:numPr>
         <w:pStyle w:val="Compact"/>
       </w:pPr>
@@ -687,7 +725,7 @@
       <w:pPr>
         <w:numPr>
           <w:ilvl w:val="0"/>
-          <w:numId w:val="1001"/>
+          <w:numId w:val="1008"/>
         </w:numPr>
         <w:pStyle w:val="Compact"/>
       </w:pPr>
@@ -699,7 +737,7 @@
       <w:pPr>
         <w:numPr>
           <w:ilvl w:val="0"/>
-          <w:numId w:val="1001"/>
+          <w:numId w:val="1008"/>
         </w:numPr>
         <w:pStyle w:val="Compact"/>
       </w:pPr>
@@ -711,7 +749,7 @@
       <w:pPr>
         <w:numPr>
           <w:ilvl w:val="0"/>
-          <w:numId w:val="1001"/>
+          <w:numId w:val="1008"/>
         </w:numPr>
         <w:pStyle w:val="Compact"/>
       </w:pPr>
@@ -723,7 +761,7 @@
       <w:pPr>
         <w:numPr>
           <w:ilvl w:val="0"/>
-          <w:numId w:val="1001"/>
+          <w:numId w:val="1008"/>
         </w:numPr>
         <w:pStyle w:val="Compact"/>
       </w:pPr>
@@ -735,7 +773,7 @@
       <w:pPr>
         <w:numPr>
           <w:ilvl w:val="0"/>
-          <w:numId w:val="1001"/>
+          <w:numId w:val="1008"/>
         </w:numPr>
         <w:pStyle w:val="Compact"/>
       </w:pPr>
@@ -763,7 +801,7 @@
         <w:pStyle w:val="FirstParagraph"/>
       </w:pPr>
       <w:r>
-        <w:t xml:space="preserve">Fill in at least two, at tables that are not your own. Leave each slip next to the item it is about.</w:t>
+        <w:t xml:space="preserve">Fill in at least two slips, at tables that are not your own. Leave each slip next to the item it is about.</w:t>
       </w:r>
       <w:r>
         <w:t xml:space="preserve"> </w:t>
@@ -772,7 +810,7 @@
         <w:rPr>
           <w:b/>
         </w:rPr>
-        <w:t xml:space="preserve">Name the feature, not the person.</w:t>
+        <w:t xml:space="preserve">Name the feature (the part of the item), not the person.</w:t>
       </w:r>
       <w:r>
         <w:t xml:space="preserve"> </w:t>
@@ -1141,7 +1179,7 @@
         <w:pStyle w:val="FirstParagraph"/>
       </w:pPr>
       <w:r>
-        <w:t xml:space="preserve">One vote per category. You cannot vote for your own item. Describe the item if you do not know whose it is.</w:t>
+        <w:t xml:space="preserve">One vote per category. You cannot vote for your own item. If you do not know whose item it is, describe it.</w:t>
       </w:r>
     </w:p>
     <w:p>
@@ -1210,7 +1248,7 @@
         <w:pStyle w:val="FirstParagraph"/>
       </w:pPr>
       <w:r>
-        <w:t xml:space="preserve">Answer all five. Full sentences.</w:t>
+        <w:t xml:space="preserve">Answer all five. Use full sentences. Number 6 is the grade 8 stretch.</w:t>
       </w:r>
     </w:p>
     <w:p>
@@ -1221,109 +1259,85 @@
         <w:rPr>
           <w:b/>
         </w:rPr>
-        <w:t xml:space="preserve">1. What did your item start as, and what is it now?</w:t>
-      </w:r>
-    </w:p>
-    <w:p>
-      <w:pPr>
-        <w:pStyle w:val="BodyText"/>
-      </w:pPr>
-      <w:r>
-        <w:t xml:space="preserve">________________________________________________________________</w:t>
-      </w:r>
-    </w:p>
-    <w:p>
-      <w:pPr>
-        <w:pStyle w:val="BodyText"/>
-      </w:pPr>
-      <w:r>
-        <w:t xml:space="preserve">________________________________________________________________</w:t>
-      </w:r>
-    </w:p>
-    <w:p>
-      <w:pPr>
-        <w:pStyle w:val="BodyText"/>
+        <w:t xml:space="preserve">1. (a) What did your item start as? (b) What is it now?</w:t>
+      </w:r>
+    </w:p>
+    <w:p>
+      <w:r>
+        <w:br w:type="page"/>
+      </w:r>
+    </w:p>
+    <w:p>
+      <w:r>
+        <w:br w:type="page"/>
+      </w:r>
+    </w:p>
+    <w:p>
+      <w:pPr>
+        <w:pStyle w:val="FirstParagraph"/>
       </w:pPr>
       <w:r>
         <w:rPr>
           <w:b/>
         </w:rPr>
-        <w:t xml:space="preserve">2. Which two stitches did you use, and why those two for this item?</w:t>
-      </w:r>
-    </w:p>
-    <w:p>
-      <w:pPr>
-        <w:pStyle w:val="BodyText"/>
-      </w:pPr>
-      <w:r>
-        <w:t xml:space="preserve">________________________________________________________________</w:t>
-      </w:r>
-    </w:p>
-    <w:p>
-      <w:pPr>
-        <w:pStyle w:val="BodyText"/>
-      </w:pPr>
-      <w:r>
-        <w:t xml:space="preserve">________________________________________________________________</w:t>
-      </w:r>
-    </w:p>
-    <w:p>
-      <w:pPr>
-        <w:pStyle w:val="BodyText"/>
+        <w:t xml:space="preserve">2. (a) Which two stitches did you use? (b) Why those two for this item?</w:t>
+      </w:r>
+    </w:p>
+    <w:p>
+      <w:r>
+        <w:br w:type="page"/>
+      </w:r>
+    </w:p>
+    <w:p>
+      <w:r>
+        <w:br w:type="page"/>
+      </w:r>
+    </w:p>
+    <w:p>
+      <w:pPr>
+        <w:pStyle w:val="FirstParagraph"/>
       </w:pPr>
       <w:r>
         <w:rPr>
           <w:b/>
         </w:rPr>
-        <w:t xml:space="preserve">3. What went wrong, and what did you do about it?</w:t>
-      </w:r>
-    </w:p>
-    <w:p>
-      <w:pPr>
-        <w:pStyle w:val="BodyText"/>
-      </w:pPr>
-      <w:r>
-        <w:t xml:space="preserve">________________________________________________________________</w:t>
-      </w:r>
-    </w:p>
-    <w:p>
-      <w:pPr>
-        <w:pStyle w:val="BodyText"/>
-      </w:pPr>
-      <w:r>
-        <w:t xml:space="preserve">________________________________________________________________</w:t>
-      </w:r>
-    </w:p>
-    <w:p>
-      <w:pPr>
-        <w:pStyle w:val="BodyText"/>
+        <w:t xml:space="preserve">3. (a) What went wrong? (b) What did you do about it?</w:t>
+      </w:r>
+    </w:p>
+    <w:p>
+      <w:r>
+        <w:br w:type="page"/>
+      </w:r>
+    </w:p>
+    <w:p>
+      <w:r>
+        <w:br w:type="page"/>
+      </w:r>
+    </w:p>
+    <w:p>
+      <w:pPr>
+        <w:pStyle w:val="FirstParagraph"/>
       </w:pPr>
       <w:r>
         <w:rPr>
           <w:b/>
         </w:rPr>
-        <w:t xml:space="preserve">4. If you had two more days, what would you change, and what would you keep?</w:t>
-      </w:r>
-    </w:p>
-    <w:p>
-      <w:pPr>
-        <w:pStyle w:val="BodyText"/>
-      </w:pPr>
-      <w:r>
-        <w:t xml:space="preserve">________________________________________________________________</w:t>
-      </w:r>
-    </w:p>
-    <w:p>
-      <w:pPr>
-        <w:pStyle w:val="BodyText"/>
-      </w:pPr>
-      <w:r>
-        <w:t xml:space="preserve">________________________________________________________________</w:t>
-      </w:r>
-    </w:p>
-    <w:p>
-      <w:pPr>
-        <w:pStyle w:val="BodyText"/>
+        <w:t xml:space="preserve">4. If you had two more days: (a) what would you change? (b) What would you keep?</w:t>
+      </w:r>
+    </w:p>
+    <w:p>
+      <w:r>
+        <w:br w:type="page"/>
+      </w:r>
+    </w:p>
+    <w:p>
+      <w:r>
+        <w:br w:type="page"/>
+      </w:r>
+    </w:p>
+    <w:p>
+      <w:pPr>
+        <w:pStyle w:val="FirstParagraph"/>
       </w:pPr>
       <w:r>
         <w:rPr>
@@ -1337,7 +1351,7 @@
         <w:pStyle w:val="BodyText"/>
       </w:pPr>
       <w:r>
-        <w:t xml:space="preserve">________________________________________________________________</w:t>
+        <w:t xml:space="preserve">Answer: ________________________________________________________________</w:t>
       </w:r>
     </w:p>
     <w:p>
@@ -1354,23 +1368,17 @@
         <w:t xml:space="preserve"> </w:t>
       </w:r>
       <w:r>
-        <w:t xml:space="preserve">evaluate your own use of the design process. Which step did you do well, and which step did you skip?</w:t>
-      </w:r>
-    </w:p>
-    <w:p>
-      <w:pPr>
-        <w:pStyle w:val="BodyText"/>
-      </w:pPr>
-      <w:r>
-        <w:t xml:space="preserve">________________________________________________________________</w:t>
-      </w:r>
-    </w:p>
-    <w:p>
-      <w:pPr>
-        <w:pStyle w:val="BodyText"/>
-      </w:pPr>
-      <w:r>
-        <w:t xml:space="preserve">________________________________________________________________</w:t>
+        <w:t xml:space="preserve">judge your own use of the design process. (a) Which step did you do well? (b) Which step did you skip?</w:t>
+      </w:r>
+    </w:p>
+    <w:p>
+      <w:r>
+        <w:br w:type="page"/>
+      </w:r>
+    </w:p>
+    <w:p>
+      <w:r>
+        <w:br w:type="page"/>
       </w:r>
     </w:p>
     <w:p>
@@ -1893,7 +1901,7 @@
     <w:sectPr>
       <w:headerReference w:type="default" r:id="rId9"/>
       <w:pgSz w:w="12240" w:h="15840"/>
-      <w:pgMar w:top="1296" w:bottom="1296" w:left="1296" w:right="1296" w:header="504"/>
+      <w:pgMar w:top="1440" w:bottom="1440" w:left="1440" w:right="1440" w:header="504"/>
     </w:sectPr>
   </w:body>
 </w:document>
@@ -2072,8 +2080,120 @@
       </w:pPr>
     </w:lvl>
   </w:abstractNum>
+  <w:abstractNum w:abstractNumId="99411">
+    <w:nsid w:val="ea454b4c"/>
+    <w:multiLevelType w:val="multilevel"/>
+    <w:lvl w:ilvl="0">
+      <w:start w:val="1"/>
+      <w:numFmt w:val="decimal"/>
+      <w:lvlText w:val="%1."/>
+      <w:lvlJc w:val="left"/>
+      <w:pPr>
+        <w:tabs>
+          <w:tab w:val="num" w:pos="0"/>
+        </w:tabs>
+        <w:ind w:left="480" w:hanging="480"/>
+      </w:pPr>
+    </w:lvl>
+    <w:lvl w:ilvl="1">
+      <w:start w:val="1"/>
+      <w:numFmt w:val="decimal"/>
+      <w:lvlText w:val="%2."/>
+      <w:lvlJc w:val="left"/>
+      <w:pPr>
+        <w:tabs>
+          <w:tab w:val="num" w:pos="720"/>
+        </w:tabs>
+        <w:ind w:left="1200" w:hanging="480"/>
+      </w:pPr>
+    </w:lvl>
+    <w:lvl w:ilvl="2">
+      <w:start w:val="1"/>
+      <w:numFmt w:val="decimal"/>
+      <w:lvlText w:val="%3."/>
+      <w:lvlJc w:val="left"/>
+      <w:pPr>
+        <w:tabs>
+          <w:tab w:val="num" w:pos="1440"/>
+        </w:tabs>
+        <w:ind w:left="1920" w:hanging="480"/>
+      </w:pPr>
+    </w:lvl>
+    <w:lvl w:ilvl="3">
+      <w:start w:val="1"/>
+      <w:numFmt w:val="decimal"/>
+      <w:lvlText w:val="%4."/>
+      <w:lvlJc w:val="left"/>
+      <w:pPr>
+        <w:tabs>
+          <w:tab w:val="num" w:pos="2160"/>
+        </w:tabs>
+        <w:ind w:left="2640" w:hanging="480"/>
+      </w:pPr>
+    </w:lvl>
+    <w:lvl w:ilvl="4">
+      <w:start w:val="1"/>
+      <w:numFmt w:val="decimal"/>
+      <w:lvlText w:val="%5."/>
+      <w:lvlJc w:val="left"/>
+      <w:pPr>
+        <w:tabs>
+          <w:tab w:val="num" w:pos="2880"/>
+        </w:tabs>
+        <w:ind w:left="3360" w:hanging="480"/>
+      </w:pPr>
+    </w:lvl>
+    <w:lvl w:ilvl="5">
+      <w:start w:val="1"/>
+      <w:numFmt w:val="decimal"/>
+      <w:lvlText w:val="%6."/>
+      <w:lvlJc w:val="left"/>
+      <w:pPr>
+        <w:tabs>
+          <w:tab w:val="num" w:pos="3600"/>
+        </w:tabs>
+        <w:ind w:left="4080" w:hanging="480"/>
+      </w:pPr>
+    </w:lvl>
+    <w:lvl w:ilvl="6">
+      <w:start w:val="1"/>
+      <w:numFmt w:val="decimal"/>
+      <w:lvlText w:val="%7."/>
+      <w:lvlJc w:val="left"/>
+      <w:pPr>
+        <w:tabs>
+          <w:tab w:val="num" w:pos="4320"/>
+        </w:tabs>
+        <w:ind w:left="4800" w:hanging="480"/>
+      </w:pPr>
+    </w:lvl>
+    <w:lvl w:ilvl="7">
+      <w:start w:val="1"/>
+      <w:numFmt w:val="decimal"/>
+      <w:lvlText w:val="%8."/>
+      <w:lvlJc w:val="left"/>
+      <w:pPr>
+        <w:tabs>
+          <w:tab w:val="num" w:pos="5040"/>
+        </w:tabs>
+        <w:ind w:left="5520" w:hanging="480"/>
+      </w:pPr>
+    </w:lvl>
+    <w:lvl w:ilvl="8">
+      <w:start w:val="1"/>
+      <w:numFmt w:val="decimal"/>
+      <w:lvlText w:val="%9."/>
+      <w:lvlJc w:val="left"/>
+      <w:pPr>
+        <w:tabs>
+          <w:tab w:val="num" w:pos="5760"/>
+        </w:tabs>
+        <w:ind w:left="6240" w:hanging="480"/>
+      </w:pPr>
+    </w:lvl>
+  </w:abstractNum>
   <w:abstractNum w:abstractNumId="991">
-    <w:nsid w:val="ea454b4c"/>
+    <w:nsid w:val="71315dca"/>
     <w:multiLevelType w:val="multilevel"/>
     <w:lvl w:ilvl="0">
       <w:numFmt w:val="bullet"/>
@@ -2166,6 +2286,118 @@
     <w:lvl w:ilvl="8">
       <w:numFmt w:val="bullet"/>
       <w:lvlText w:val="•"/>
+      <w:lvlJc w:val="left"/>
+      <w:pPr>
+        <w:tabs>
+          <w:tab w:val="num" w:pos="5760"/>
+        </w:tabs>
+        <w:ind w:left="6240" w:hanging="480"/>
+      </w:pPr>
+    </w:lvl>
+  </w:abstractNum>
+  <w:abstractNum w:abstractNumId="99731">
+    <w:nsid w:val="47261bad"/>
+    <w:multiLevelType w:val="multilevel"/>
+    <w:lvl w:ilvl="0">
+      <w:start w:val="1"/>
+      <w:numFmt w:val="lowerLetter"/>
+      <w:lvlText w:val="(%1)"/>
+      <w:lvlJc w:val="left"/>
+      <w:pPr>
+        <w:tabs>
+          <w:tab w:val="num" w:pos="0"/>
+        </w:tabs>
+        <w:ind w:left="480" w:hanging="480"/>
+      </w:pPr>
+    </w:lvl>
+    <w:lvl w:ilvl="1">
+      <w:start w:val="1"/>
+      <w:numFmt w:val="lowerLetter"/>
+      <w:lvlText w:val="(%2)"/>
+      <w:lvlJc w:val="left"/>
+      <w:pPr>
+        <w:tabs>
+          <w:tab w:val="num" w:pos="720"/>
+        </w:tabs>
+        <w:ind w:left="1200" w:hanging="480"/>
+      </w:pPr>
+    </w:lvl>
+    <w:lvl w:ilvl="2">
+      <w:start w:val="1"/>
+      <w:numFmt w:val="lowerLetter"/>
+      <w:lvlText w:val="(%3)"/>
+      <w:lvlJc w:val="left"/>
+      <w:pPr>
+        <w:tabs>
+          <w:tab w:val="num" w:pos="1440"/>
+        </w:tabs>
+        <w:ind w:left="1920" w:hanging="480"/>
+      </w:pPr>
+    </w:lvl>
+    <w:lvl w:ilvl="3">
+      <w:start w:val="1"/>
+      <w:numFmt w:val="lowerLetter"/>
+      <w:lvlText w:val="(%4)"/>
+      <w:lvlJc w:val="left"/>
+      <w:pPr>
+        <w:tabs>
+          <w:tab w:val="num" w:pos="2160"/>
+        </w:tabs>
+        <w:ind w:left="2640" w:hanging="480"/>
+      </w:pPr>
+    </w:lvl>
+    <w:lvl w:ilvl="4">
+      <w:start w:val="1"/>
+      <w:numFmt w:val="lowerLetter"/>
+      <w:lvlText w:val="(%5)"/>
+      <w:lvlJc w:val="left"/>
+      <w:pPr>
+        <w:tabs>
+          <w:tab w:val="num" w:pos="2880"/>
+        </w:tabs>
+        <w:ind w:left="3360" w:hanging="480"/>
+      </w:pPr>
+    </w:lvl>
+    <w:lvl w:ilvl="5">
+      <w:start w:val="1"/>
+      <w:numFmt w:val="lowerLetter"/>
+      <w:lvlText w:val="(%6)"/>
+      <w:lvlJc w:val="left"/>
+      <w:pPr>
+        <w:tabs>
+          <w:tab w:val="num" w:pos="3600"/>
+        </w:tabs>
+        <w:ind w:left="4080" w:hanging="480"/>
+      </w:pPr>
+    </w:lvl>
+    <w:lvl w:ilvl="6">
+      <w:start w:val="1"/>
+      <w:numFmt w:val="lowerLetter"/>
+      <w:lvlText w:val="(%7)"/>
+      <w:lvlJc w:val="left"/>
+      <w:pPr>
+        <w:tabs>
+          <w:tab w:val="num" w:pos="4320"/>
+        </w:tabs>
+        <w:ind w:left="4800" w:hanging="480"/>
+      </w:pPr>
+    </w:lvl>
+    <w:lvl w:ilvl="7">
+      <w:start w:val="1"/>
+      <w:numFmt w:val="lowerLetter"/>
+      <w:lvlText w:val="(%8)"/>
+      <w:lvlJc w:val="left"/>
+      <w:pPr>
+        <w:tabs>
+          <w:tab w:val="num" w:pos="5040"/>
+        </w:tabs>
+        <w:ind w:left="5520" w:hanging="480"/>
+      </w:pPr>
+    </w:lvl>
+    <w:lvl w:ilvl="8">
+      <w:start w:val="1"/>
+      <w:numFmt w:val="lowerLetter"/>
+      <w:lvlText w:val="(%9)"/>
       <w:lvlJc w:val="left"/>
       <w:pPr>
         <w:tabs>
@@ -2179,7 +2411,367 @@
     <w:abstractNumId w:val="990"/>
   </w:num>
   <w:num w:numId="1001">
+    <w:abstractNumId w:val="99411"/>
+    <w:lvlOverride w:ilvl="0">
+      <w:startOverride w:val="1"/>
+    </w:lvlOverride>
+    <w:lvlOverride w:ilvl="1">
+      <w:startOverride w:val="1"/>
+    </w:lvlOverride>
+    <w:lvlOverride w:ilvl="2">
+      <w:startOverride w:val="1"/>
+    </w:lvlOverride>
+    <w:lvlOverride w:ilvl="3">
+      <w:startOverride w:val="1"/>
+    </w:lvlOverride>
+    <w:lvlOverride w:ilvl="4">
+      <w:startOverride w:val="1"/>
+    </w:lvlOverride>
+    <w:lvlOverride w:ilvl="5">
+      <w:startOverride w:val="1"/>
+    </w:lvlOverride>
+    <w:lvlOverride w:ilvl="6">
+      <w:startOverride w:val="1"/>
+    </w:lvlOverride>
+    <w:lvlOverride w:ilvl="7">
+      <w:startOverride w:val="1"/>
+    </w:lvlOverride>
+    <w:lvlOverride w:ilvl="8">
+      <w:startOverride w:val="1"/>
+    </w:lvlOverride>
+  </w:num>
+  <w:num w:numId="1002">
+    <w:abstractNumId w:val="99411"/>
+    <w:lvlOverride w:ilvl="0">
+      <w:startOverride w:val="1"/>
+    </w:lvlOverride>
+    <w:lvlOverride w:ilvl="1">
+      <w:startOverride w:val="1"/>
+    </w:lvlOverride>
+    <w:lvlOverride w:ilvl="2">
+      <w:startOverride w:val="1"/>
+    </w:lvlOverride>
+    <w:lvlOverride w:ilvl="3">
+      <w:startOverride w:val="1"/>
+    </w:lvlOverride>
+    <w:lvlOverride w:ilvl="4">
+      <w:startOverride w:val="1"/>
+    </w:lvlOverride>
+    <w:lvlOverride w:ilvl="5">
+      <w:startOverride w:val="1"/>
+    </w:lvlOverride>
+    <w:lvlOverride w:ilvl="6">
+      <w:startOverride w:val="1"/>
+    </w:lvlOverride>
+    <w:lvlOverride w:ilvl="7">
+      <w:startOverride w:val="1"/>
+    </w:lvlOverride>
+    <w:lvlOverride w:ilvl="8">
+      <w:startOverride w:val="1"/>
+    </w:lvlOverride>
+  </w:num>
+  <w:num w:numId="1003">
+    <w:abstractNumId w:val="99411"/>
+    <w:lvlOverride w:ilvl="0">
+      <w:startOverride w:val="1"/>
+    </w:lvlOverride>
+    <w:lvlOverride w:ilvl="1">
+      <w:startOverride w:val="1"/>
+    </w:lvlOverride>
+    <w:lvlOverride w:ilvl="2">
+      <w:startOverride w:val="1"/>
+    </w:lvlOverride>
+    <w:lvlOverride w:ilvl="3">
+      <w:startOverride w:val="1"/>
+    </w:lvlOverride>
+    <w:lvlOverride w:ilvl="4">
+      <w:startOverride w:val="1"/>
+    </w:lvlOverride>
+    <w:lvlOverride w:ilvl="5">
+      <w:startOverride w:val="1"/>
+    </w:lvlOverride>
+    <w:lvlOverride w:ilvl="6">
+      <w:startOverride w:val="1"/>
+    </w:lvlOverride>
+    <w:lvlOverride w:ilvl="7">
+      <w:startOverride w:val="1"/>
+    </w:lvlOverride>
+    <w:lvlOverride w:ilvl="8">
+      <w:startOverride w:val="1"/>
+    </w:lvlOverride>
+  </w:num>
+  <w:num w:numId="1004">
+    <w:abstractNumId w:val="99411"/>
+    <w:lvlOverride w:ilvl="0">
+      <w:startOverride w:val="1"/>
+    </w:lvlOverride>
+    <w:lvlOverride w:ilvl="1">
+      <w:startOverride w:val="1"/>
+    </w:lvlOverride>
+    <w:lvlOverride w:ilvl="2">
+      <w:startOverride w:val="1"/>
+    </w:lvlOverride>
+    <w:lvlOverride w:ilvl="3">
+      <w:startOverride w:val="1"/>
+    </w:lvlOverride>
+    <w:lvlOverride w:ilvl="4">
+      <w:startOverride w:val="1"/>
+    </w:lvlOverride>
+    <w:lvlOverride w:ilvl="5">
+      <w:startOverride w:val="1"/>
+    </w:lvlOverride>
+    <w:lvlOverride w:ilvl="6">
+      <w:startOverride w:val="1"/>
+    </w:lvlOverride>
+    <w:lvlOverride w:ilvl="7">
+      <w:startOverride w:val="1"/>
+    </w:lvlOverride>
+    <w:lvlOverride w:ilvl="8">
+      <w:startOverride w:val="1"/>
+    </w:lvlOverride>
+  </w:num>
+  <w:num w:numId="1005">
+    <w:abstractNumId w:val="99411"/>
+    <w:lvlOverride w:ilvl="0">
+      <w:startOverride w:val="1"/>
+    </w:lvlOverride>
+    <w:lvlOverride w:ilvl="1">
+      <w:startOverride w:val="1"/>
+    </w:lvlOverride>
+    <w:lvlOverride w:ilvl="2">
+      <w:startOverride w:val="1"/>
+    </w:lvlOverride>
+    <w:lvlOverride w:ilvl="3">
+      <w:startOverride w:val="1"/>
+    </w:lvlOverride>
+    <w:lvlOverride w:ilvl="4">
+      <w:startOverride w:val="1"/>
+    </w:lvlOverride>
+    <w:lvlOverride w:ilvl="5">
+      <w:startOverride w:val="1"/>
+    </w:lvlOverride>
+    <w:lvlOverride w:ilvl="6">
+      <w:startOverride w:val="1"/>
+    </w:lvlOverride>
+    <w:lvlOverride w:ilvl="7">
+      <w:startOverride w:val="1"/>
+    </w:lvlOverride>
+    <w:lvlOverride w:ilvl="8">
+      <w:startOverride w:val="1"/>
+    </w:lvlOverride>
+  </w:num>
+  <w:num w:numId="1006">
+    <w:abstractNumId w:val="99411"/>
+    <w:lvlOverride w:ilvl="0">
+      <w:startOverride w:val="1"/>
+    </w:lvlOverride>
+    <w:lvlOverride w:ilvl="1">
+      <w:startOverride w:val="1"/>
+    </w:lvlOverride>
+    <w:lvlOverride w:ilvl="2">
+      <w:startOverride w:val="1"/>
+    </w:lvlOverride>
+    <w:lvlOverride w:ilvl="3">
+      <w:startOverride w:val="1"/>
+    </w:lvlOverride>
+    <w:lvlOverride w:ilvl="4">
+      <w:startOverride w:val="1"/>
+    </w:lvlOverride>
+    <w:lvlOverride w:ilvl="5">
+      <w:startOverride w:val="1"/>
+    </w:lvlOverride>
+    <w:lvlOverride w:ilvl="6">
+      <w:startOverride w:val="1"/>
+    </w:lvlOverride>
+    <w:lvlOverride w:ilvl="7">
+      <w:startOverride w:val="1"/>
+    </w:lvlOverride>
+    <w:lvlOverride w:ilvl="8">
+      <w:startOverride w:val="1"/>
+    </w:lvlOverride>
+  </w:num>
+  <w:num w:numId="1007">
+    <w:abstractNumId w:val="99411"/>
+    <w:lvlOverride w:ilvl="0">
+      <w:startOverride w:val="1"/>
+    </w:lvlOverride>
+    <w:lvlOverride w:ilvl="1">
+      <w:startOverride w:val="1"/>
+    </w:lvlOverride>
+    <w:lvlOverride w:ilvl="2">
+      <w:startOverride w:val="1"/>
+    </w:lvlOverride>
+    <w:lvlOverride w:ilvl="3">
+      <w:startOverride w:val="1"/>
+    </w:lvlOverride>
+    <w:lvlOverride w:ilvl="4">
+      <w:startOverride w:val="1"/>
+    </w:lvlOverride>
+    <w:lvlOverride w:ilvl="5">
+      <w:startOverride w:val="1"/>
+    </w:lvlOverride>
+    <w:lvlOverride w:ilvl="6">
+      <w:startOverride w:val="1"/>
+    </w:lvlOverride>
+    <w:lvlOverride w:ilvl="7">
+      <w:startOverride w:val="1"/>
+    </w:lvlOverride>
+    <w:lvlOverride w:ilvl="8">
+      <w:startOverride w:val="1"/>
+    </w:lvlOverride>
+  </w:num>
+  <w:num w:numId="1008">
     <w:abstractNumId w:val="991"/>
+  </w:num>
+  <w:num w:numId="1009">
+    <w:abstractNumId w:val="99731"/>
+    <w:lvlOverride w:ilvl="0">
+      <w:startOverride w:val="1"/>
+    </w:lvlOverride>
+    <w:lvlOverride w:ilvl="1">
+      <w:startOverride w:val="1"/>
+    </w:lvlOverride>
+    <w:lvlOverride w:ilvl="2">
+      <w:startOverride w:val="1"/>
+    </w:lvlOverride>
+    <w:lvlOverride w:ilvl="3">
+      <w:startOverride w:val="1"/>
+    </w:lvlOverride>
+    <w:lvlOverride w:ilvl="4">
+      <w:startOverride w:val="1"/>
+    </w:lvlOverride>
+    <w:lvlOverride w:ilvl="5">
+      <w:startOverride w:val="1"/>
+    </w:lvlOverride>
+    <w:lvlOverride w:ilvl="6">
+      <w:startOverride w:val="1"/>
+    </w:lvlOverride>
+    <w:lvlOverride w:ilvl="7">
+      <w:startOverride w:val="1"/>
+    </w:lvlOverride>
+    <w:lvlOverride w:ilvl="8">
+      <w:startOverride w:val="1"/>
+    </w:lvlOverride>
+  </w:num>
+  <w:num w:numId="1010">
+    <w:abstractNumId w:val="99731"/>
+    <w:lvlOverride w:ilvl="0">
+      <w:startOverride w:val="1"/>
+    </w:lvlOverride>
+    <w:lvlOverride w:ilvl="1">
+      <w:startOverride w:val="1"/>
+    </w:lvlOverride>
+    <w:lvlOverride w:ilvl="2">
+      <w:startOverride w:val="1"/>
+    </w:lvlOverride>
+    <w:lvlOverride w:ilvl="3">
+      <w:startOverride w:val="1"/>
+    </w:lvlOverride>
+    <w:lvlOverride w:ilvl="4">
+      <w:startOverride w:val="1"/>
+    </w:lvlOverride>
+    <w:lvlOverride w:ilvl="5">
+      <w:startOverride w:val="1"/>
+    </w:lvlOverride>
+    <w:lvlOverride w:ilvl="6">
+      <w:startOverride w:val="1"/>
+    </w:lvlOverride>
+    <w:lvlOverride w:ilvl="7">
+      <w:startOverride w:val="1"/>
+    </w:lvlOverride>
+    <w:lvlOverride w:ilvl="8">
+      <w:startOverride w:val="1"/>
+    </w:lvlOverride>
+  </w:num>
+  <w:num w:numId="1011">
+    <w:abstractNumId w:val="99731"/>
+    <w:lvlOverride w:ilvl="0">
+      <w:startOverride w:val="1"/>
+    </w:lvlOverride>
+    <w:lvlOverride w:ilvl="1">
+      <w:startOverride w:val="1"/>
+    </w:lvlOverride>
+    <w:lvlOverride w:ilvl="2">
+      <w:startOverride w:val="1"/>
+    </w:lvlOverride>
+    <w:lvlOverride w:ilvl="3">
+      <w:startOverride w:val="1"/>
+    </w:lvlOverride>
+    <w:lvlOverride w:ilvl="4">
+      <w:startOverride w:val="1"/>
+    </w:lvlOverride>
+    <w:lvlOverride w:ilvl="5">
+      <w:startOverride w:val="1"/>
+    </w:lvlOverride>
+    <w:lvlOverride w:ilvl="6">
+      <w:startOverride w:val="1"/>
+    </w:lvlOverride>
+    <w:lvlOverride w:ilvl="7">
+      <w:startOverride w:val="1"/>
+    </w:lvlOverride>
+    <w:lvlOverride w:ilvl="8">
+      <w:startOverride w:val="1"/>
+    </w:lvlOverride>
+  </w:num>
+  <w:num w:numId="1012">
+    <w:abstractNumId w:val="99731"/>
+    <w:lvlOverride w:ilvl="0">
+      <w:startOverride w:val="1"/>
+    </w:lvlOverride>
+    <w:lvlOverride w:ilvl="1">
+      <w:startOverride w:val="1"/>
+    </w:lvlOverride>
+    <w:lvlOverride w:ilvl="2">
+      <w:startOverride w:val="1"/>
+    </w:lvlOverride>
+    <w:lvlOverride w:ilvl="3">
+      <w:startOverride w:val="1"/>
+    </w:lvlOverride>
+    <w:lvlOverride w:ilvl="4">
+      <w:startOverride w:val="1"/>
+    </w:lvlOverride>
+    <w:lvlOverride w:ilvl="5">
+      <w:startOverride w:val="1"/>
+    </w:lvlOverride>
+    <w:lvlOverride w:ilvl="6">
+      <w:startOverride w:val="1"/>
+    </w:lvlOverride>
+    <w:lvlOverride w:ilvl="7">
+      <w:startOverride w:val="1"/>
+    </w:lvlOverride>
+    <w:lvlOverride w:ilvl="8">
+      <w:startOverride w:val="1"/>
+    </w:lvlOverride>
+  </w:num>
+  <w:num w:numId="1013">
+    <w:abstractNumId w:val="99731"/>
+    <w:lvlOverride w:ilvl="0">
+      <w:startOverride w:val="1"/>
+    </w:lvlOverride>
+    <w:lvlOverride w:ilvl="1">
+      <w:startOverride w:val="1"/>
+    </w:lvlOverride>
+    <w:lvlOverride w:ilvl="2">
+      <w:startOverride w:val="1"/>
+    </w:lvlOverride>
+    <w:lvlOverride w:ilvl="3">
+      <w:startOverride w:val="1"/>
+    </w:lvlOverride>
+    <w:lvlOverride w:ilvl="4">
+      <w:startOverride w:val="1"/>
+    </w:lvlOverride>
+    <w:lvlOverride w:ilvl="5">
+      <w:startOverride w:val="1"/>
+    </w:lvlOverride>
+    <w:lvlOverride w:ilvl="6">
+      <w:startOverride w:val="1"/>
+    </w:lvlOverride>
+    <w:lvlOverride w:ilvl="7">
+      <w:startOverride w:val="1"/>
+    </w:lvlOverride>
+    <w:lvlOverride w:ilvl="8">
+      <w:startOverride w:val="1"/>
+    </w:lvlOverride>
   </w:num>
 </w:numbering>
 </file>
